--- a/public/downloads/werkbladen/MV_45/WB-MW23-HBO-HRM-NL_docentenversie.docx
+++ b/public/downloads/werkbladen/MV_45/WB-MW23-HBO-HRM-NL_docentenversie.docx
@@ -1069,21 +1069,6 @@
           <w:sz w:val="16"/>
           <w:szCs w:val="16"/>
         </w:rPr>
-        <w:t xml:space="preserve">Meijer, K. (2023). Impossible and inevitable: Reconstructing the critique of business ethics [Proefschrift, Tilburg University]. Ridderprint.</w:t>
-      </w:r>
-    </w:p>
-    <w:p>
-      <w:pPr>
-        <w:spacing w:after="40" w:line="240"/>
-        <w:ind w:left="360" w:hanging="360"/>
-      </w:pPr>
-      <w:r>
-        <w:rPr>
-          <w:rFonts w:ascii="Arial" w:cs="Arial" w:eastAsia="Arial" w:hAnsi="Arial"/>
-          <w:color w:val="333333"/>
-          <w:sz w:val="16"/>
-          <w:szCs w:val="16"/>
-        </w:rPr>
         <w:t xml:space="preserve">Raths, L. E., Harmin, M., &amp; Simon, S. B. (1966). Values and teaching: Working with values in the classroom. Charles E. Merrill. [Verwante achtergrond; de waardenlijn zelf is algemeen didactisch repertoire zonder eigenaar.]</w:t>
       </w:r>
     </w:p>
@@ -1100,7 +1085,7 @@
           <w:sz w:val="15"/>
           <w:szCs w:val="15"/>
         </w:rPr>
-        <w:t xml:space="preserve">Complexiteit bepaald met de werkdefinitie van het lectoraat, gebaseerd op het micro-meso-macrodenken van Meijer (2023).</w:t>
+        <w:t xml:space="preserve">Complexiteit bepaald met de werkdefinitie van het lectoraat, gebaseerd op het micro-meso-macrodenken van .</w:t>
       </w:r>
     </w:p>
     <w:sectPr>

--- a/public/downloads/werkbladen/MV_45/WB-MW23-HBO-HRM-NL_docentenversie.docx
+++ b/public/downloads/werkbladen/MV_45/WB-MW23-HBO-HRM-NL_docentenversie.docx
@@ -1085,7 +1085,7 @@
           <w:sz w:val="15"/>
           <w:szCs w:val="15"/>
         </w:rPr>
-        <w:t xml:space="preserve">Complexiteit bepaald met de werkdefinitie van het lectoraat, gebaseerd op het micro-meso-macrodenken van .</w:t>
+        <w:t xml:space="preserve">Complexiteit bepaald met de driedeling micro – meso – macro. De driedeling micro – meso – macro is een werkdefinitie van het Lectoraat Ethisch Werken (Fontys), geïnspireerd op het werk van Kim Meijer (2023).</w:t>
       </w:r>
     </w:p>
     <w:sectPr>

--- a/public/downloads/werkbladen/MV_45/WB-MW23-HBO-HRM-NL_docentenversie.docx
+++ b/public/downloads/werkbladen/MV_45/WB-MW23-HBO-HRM-NL_docentenversie.docx
@@ -1058,6 +1058,16 @@
       </w:r>
     </w:p>
     <w:p>
+      <w:pPr/>
+      <w:r/>
+      <w:r>
+        <w:rPr>
+          <w:i/>
+        </w:rPr>
+        <w:t>Meijer, K. (2023). Impossible and inevitable: Reconstructing the critique of business ethics [Proefschrift, Tilburg University]. Ridderprint BV.</w:t>
+      </w:r>
+    </w:p>
+    <w:p>
       <w:pPr>
         <w:spacing w:after="40" w:line="240"/>
         <w:ind w:left="360" w:hanging="360"/>
